--- a/06_Facilities_Technology_and_Budget/TAS2O_Materials_Consumables_Budget.docx
+++ b/06_Facilities_Technology_and_Budget/TAS2O_Materials_Consumables_Budget.docx
@@ -4764,7 +4764,7 @@
                 <w:b w:val="0"/>
                 <w:sz w:val="18"/>
               </w:rPr>
-              <w:t>ChatGPT / Gemini / Copilot / approved AI tool</w:t>
+              <w:t>approved digital tool</w:t>
             </w:r>
           </w:p>
         </w:tc>

--- a/06_Facilities_Technology_and_Budget/TAS2O_Materials_Consumables_Budget.docx
+++ b/06_Facilities_Technology_and_Budget/TAS2O_Materials_Consumables_Budget.docx
@@ -4812,7 +4812,7 @@
                 <w:b w:val="0"/>
                 <w:sz w:val="18"/>
               </w:rPr>
-              <w:t>AI use policy, no personal data, AI use logs, teacher review</w:t>
+              <w:t>use of approved AI tools policy, no personal data, use of approved AI tools logs, teacher review</w:t>
             </w:r>
           </w:p>
         </w:tc>
